--- a/lessons/4-1/downloads/reveal/teacher/4.1-session-2-prerequisite-practice-a.docx
+++ b/lessons/4-1/downloads/reveal/teacher/4.1-session-2-prerequisite-practice-a.docx
@@ -114,7 +114,7 @@
           <w:sz w:val="17"/>
           <w:szCs w:val="17"/>
         </w:rPr>
-        <w:t xml:space="preserve">Builds on Grade 4 · 4.OA.A.2</w:t>
+        <w:t xml:space="preserve">Builds on Grade 4</w:t>
       </w:r>
     </w:p>
     <w:tbl>
@@ -245,7 +245,7 @@
                 <w:sz w:val="20"/>
                 <w:szCs w:val="20"/>
               </w:rPr>
-              <w:t xml:space="preserve">You will use it in Practice Form A, problems 1 and 7.</w:t>
+              <w:t xml:space="preserve">You will use it in Practice, problems 1 and 7.</w:t>
             </w:r>
           </w:p>
         </w:tc>
@@ -261,6 +261,7 @@
           <w:tab w:val="right" w:pos="9504"/>
         </w:tabs>
         <w:spacing w:before="50" w:after="36" w:line="240" w:lineRule="auto"/>
+        <w:outlineLvl w:val="1"/>
       </w:pPr>
       <w:r>
         <w:rPr>
@@ -528,6 +529,7 @@
           <w:tab w:val="right" w:pos="9504"/>
         </w:tabs>
         <w:spacing w:before="50" w:after="36" w:line="240" w:lineRule="auto"/>
+        <w:outlineLvl w:val="1"/>
       </w:pPr>
       <w:r>
         <w:rPr>
@@ -734,6 +736,7 @@
           <w:tab w:val="right" w:pos="9504"/>
         </w:tabs>
         <w:spacing w:before="50" w:after="36" w:line="240" w:lineRule="auto"/>
+        <w:outlineLvl w:val="1"/>
       </w:pPr>
       <w:r>
         <w:rPr>
@@ -780,8 +783,8 @@
           <w:rFonts w:ascii="Avenir Next" w:hAnsi="Avenir Next" w:cs="Avenir Next" w:eastAsia="Avenir Next"/>
           <w:b/>
           <w:color w:val="1A1A1A"/>
-          <w:sz w:val="22"/>
-          <w:szCs w:val="22"/>
+          <w:sz w:val="21"/>
+          <w:szCs w:val="21"/>
         </w:rPr>
         <w:t xml:space="preserve">1.</w:t>
       </w:r>
@@ -789,8 +792,8 @@
         <w:rPr>
           <w:rFonts w:ascii="Avenir Next" w:hAnsi="Avenir Next" w:cs="Avenir Next" w:eastAsia="Avenir Next"/>
           <w:color w:val="1A1A1A"/>
-          <w:sz w:val="22"/>
-          <w:szCs w:val="22"/>
+          <w:sz w:val="21"/>
+          <w:szCs w:val="21"/>
         </w:rPr>
         <w:tab/>
       </w:r>
@@ -798,8 +801,8 @@
         <w:rPr>
           <w:rFonts w:ascii="Avenir Next" w:hAnsi="Avenir Next" w:cs="Avenir Next" w:eastAsia="Avenir Next"/>
           <w:color w:val="1A1A1A"/>
-          <w:sz w:val="22"/>
-          <w:szCs w:val="22"/>
+          <w:sz w:val="21"/>
+          <w:szCs w:val="21"/>
         </w:rPr>
         <w:t xml:space="preserve">A plant was 12 cm. Now it is 36 cm. How many times as tall?</w:t>
       </w:r>
@@ -896,7 +899,26 @@
           <w:sz w:val="21"/>
           <w:szCs w:val="21"/>
         </w:rPr>
-        <w:t xml:space="preserve">36 ÷ 12 = </w:t>
+        <w:t xml:space="preserve">36 ÷ </w:t>
+      </w:r>
+      <w:r>
+        <w:rPr>
+          <w:rFonts w:ascii="Avenir Next" w:hAnsi="Avenir Next" w:cs="Avenir Next" w:eastAsia="Avenir Next"/>
+          <w:color w:val="1A1A1A"/>
+          <w:sz w:val="21"/>
+          <w:szCs w:val="21"/>
+          <w:u w:val="single"/>
+        </w:rPr>
+        <w:t xml:space="preserve">                </w:t>
+      </w:r>
+      <w:r>
+        <w:rPr>
+          <w:rFonts w:ascii="Avenir Next" w:hAnsi="Avenir Next" w:cs="Avenir Next" w:eastAsia="Avenir Next"/>
+          <w:color w:val="1A1A1A"/>
+          <w:sz w:val="21"/>
+          <w:szCs w:val="21"/>
+        </w:rPr>
+        <w:t xml:space="preserve"> = </w:t>
       </w:r>
       <w:r>
         <w:rPr>
@@ -972,7 +994,26 @@
           <w:sz w:val="21"/>
           <w:szCs w:val="21"/>
         </w:rPr>
-        <w:t xml:space="preserve"> times 12.</w:t>
+        <w:t xml:space="preserve"> times </w:t>
+      </w:r>
+      <w:r>
+        <w:rPr>
+          <w:rFonts w:ascii="Avenir Next" w:hAnsi="Avenir Next" w:cs="Avenir Next" w:eastAsia="Avenir Next"/>
+          <w:color w:val="1A1A1A"/>
+          <w:sz w:val="21"/>
+          <w:szCs w:val="21"/>
+          <w:u w:val="single"/>
+        </w:rPr>
+        <w:t xml:space="preserve">                </w:t>
+      </w:r>
+      <w:r>
+        <w:rPr>
+          <w:rFonts w:ascii="Avenir Next" w:hAnsi="Avenir Next" w:cs="Avenir Next" w:eastAsia="Avenir Next"/>
+          <w:color w:val="1A1A1A"/>
+          <w:sz w:val="21"/>
+          <w:szCs w:val="21"/>
+        </w:rPr>
+        <w:t xml:space="preserve">.</w:t>
       </w:r>
     </w:p>
     <w:p>
@@ -994,8 +1035,8 @@
           <w:rFonts w:ascii="Avenir Next" w:hAnsi="Avenir Next" w:cs="Avenir Next" w:eastAsia="Avenir Next"/>
           <w:b/>
           <w:color w:val="1A1A1A"/>
-          <w:sz w:val="22"/>
-          <w:szCs w:val="22"/>
+          <w:sz w:val="21"/>
+          <w:szCs w:val="21"/>
         </w:rPr>
         <w:t xml:space="preserve">2.</w:t>
       </w:r>
@@ -1003,8 +1044,8 @@
         <w:rPr>
           <w:rFonts w:ascii="Avenir Next" w:hAnsi="Avenir Next" w:cs="Avenir Next" w:eastAsia="Avenir Next"/>
           <w:color w:val="1A1A1A"/>
-          <w:sz w:val="22"/>
-          <w:szCs w:val="22"/>
+          <w:sz w:val="21"/>
+          <w:szCs w:val="21"/>
         </w:rPr>
         <w:tab/>
       </w:r>
@@ -1012,8 +1053,8 @@
         <w:rPr>
           <w:rFonts w:ascii="Avenir Next" w:hAnsi="Avenir Next" w:cs="Avenir Next" w:eastAsia="Avenir Next"/>
           <w:color w:val="1A1A1A"/>
-          <w:sz w:val="22"/>
-          <w:szCs w:val="22"/>
+          <w:sz w:val="21"/>
+          <w:szCs w:val="21"/>
         </w:rPr>
         <w:t xml:space="preserve">Ty read 30 pages Monday and 45 pages Tuesday. Compare Tuesday to Monday.</w:t>
       </w:r>
@@ -1110,7 +1151,26 @@
           <w:sz w:val="21"/>
           <w:szCs w:val="21"/>
         </w:rPr>
-        <w:t xml:space="preserve">45 ÷ 30 = </w:t>
+        <w:t xml:space="preserve">45 ÷ </w:t>
+      </w:r>
+      <w:r>
+        <w:rPr>
+          <w:rFonts w:ascii="Avenir Next" w:hAnsi="Avenir Next" w:cs="Avenir Next" w:eastAsia="Avenir Next"/>
+          <w:color w:val="1A1A1A"/>
+          <w:sz w:val="21"/>
+          <w:szCs w:val="21"/>
+          <w:u w:val="single"/>
+        </w:rPr>
+        <w:t xml:space="preserve">                </w:t>
+      </w:r>
+      <w:r>
+        <w:rPr>
+          <w:rFonts w:ascii="Avenir Next" w:hAnsi="Avenir Next" w:cs="Avenir Next" w:eastAsia="Avenir Next"/>
+          <w:color w:val="1A1A1A"/>
+          <w:sz w:val="21"/>
+          <w:szCs w:val="21"/>
+        </w:rPr>
+        <w:t xml:space="preserve"> = </w:t>
       </w:r>
       <w:r>
         <w:rPr>
@@ -1186,7 +1246,26 @@
           <w:sz w:val="21"/>
           <w:szCs w:val="21"/>
         </w:rPr>
-        <w:t xml:space="preserve"> times 30.</w:t>
+        <w:t xml:space="preserve"> times </w:t>
+      </w:r>
+      <w:r>
+        <w:rPr>
+          <w:rFonts w:ascii="Avenir Next" w:hAnsi="Avenir Next" w:cs="Avenir Next" w:eastAsia="Avenir Next"/>
+          <w:color w:val="1A1A1A"/>
+          <w:sz w:val="21"/>
+          <w:szCs w:val="21"/>
+          <w:u w:val="single"/>
+        </w:rPr>
+        <w:t xml:space="preserve">                </w:t>
+      </w:r>
+      <w:r>
+        <w:rPr>
+          <w:rFonts w:ascii="Avenir Next" w:hAnsi="Avenir Next" w:cs="Avenir Next" w:eastAsia="Avenir Next"/>
+          <w:color w:val="1A1A1A"/>
+          <w:sz w:val="21"/>
+          <w:szCs w:val="21"/>
+        </w:rPr>
+        <w:t xml:space="preserve">.</w:t>
       </w:r>
     </w:p>
     <w:p>
@@ -1204,6 +1283,7 @@
           <w:tab w:val="right" w:pos="9504"/>
         </w:tabs>
         <w:spacing w:before="50" w:after="36" w:line="240" w:lineRule="auto"/>
+        <w:outlineLvl w:val="1"/>
       </w:pPr>
       <w:r>
         <w:rPr>
@@ -1288,8 +1368,8 @@
                 <w:rFonts w:ascii="Avenir Next" w:hAnsi="Avenir Next" w:cs="Avenir Next" w:eastAsia="Avenir Next"/>
                 <w:b/>
                 <w:color w:val="1A1A1A"/>
-                <w:sz w:val="22"/>
-                <w:szCs w:val="22"/>
+                <w:sz w:val="21"/>
+                <w:szCs w:val="21"/>
               </w:rPr>
               <w:t xml:space="preserve">3.</w:t>
             </w:r>
@@ -1297,8 +1377,8 @@
               <w:rPr>
                 <w:rFonts w:ascii="Avenir Next" w:hAnsi="Avenir Next" w:cs="Avenir Next" w:eastAsia="Avenir Next"/>
                 <w:color w:val="1A1A1A"/>
-                <w:sz w:val="22"/>
-                <w:szCs w:val="22"/>
+                <w:sz w:val="21"/>
+                <w:szCs w:val="21"/>
               </w:rPr>
               <w:tab/>
             </w:r>
@@ -1306,8 +1386,8 @@
               <w:rPr>
                 <w:rFonts w:ascii="Avenir Next" w:hAnsi="Avenir Next" w:cs="Avenir Next" w:eastAsia="Avenir Next"/>
                 <w:color w:val="1A1A1A"/>
-                <w:sz w:val="22"/>
-                <w:szCs w:val="22"/>
+                <w:sz w:val="21"/>
+                <w:szCs w:val="21"/>
               </w:rPr>
               <w:t xml:space="preserve">Fill in each blank.</w:t>
             </w:r>
@@ -1362,8 +1442,8 @@
                       <w:rFonts w:ascii="Avenir Next" w:hAnsi="Avenir Next" w:cs="Avenir Next" w:eastAsia="Avenir Next"/>
                       <w:b/>
                       <w:color w:val="003A70"/>
-                      <w:sz w:val="22"/>
-                      <w:szCs w:val="22"/>
+                      <w:sz w:val="21"/>
+                      <w:szCs w:val="21"/>
                     </w:rPr>
                     <w:t xml:space="preserve">a.</w:t>
                   </w:r>
@@ -1371,8 +1451,8 @@
                     <w:rPr>
                       <w:rFonts w:ascii="Avenir Next" w:hAnsi="Avenir Next" w:cs="Avenir Next" w:eastAsia="Avenir Next"/>
                       <w:color w:val="1A1A1A"/>
-                      <w:sz w:val="22"/>
-                      <w:szCs w:val="22"/>
+                      <w:sz w:val="21"/>
+                      <w:szCs w:val="21"/>
                     </w:rPr>
                     <w:tab/>
                   </w:r>
@@ -1380,8 +1460,8 @@
                     <w:rPr>
                       <w:rFonts w:ascii="Avenir Next" w:hAnsi="Avenir Next" w:cs="Avenir Next" w:eastAsia="Avenir Next"/>
                       <w:color w:val="1A1A1A"/>
-                      <w:sz w:val="22"/>
-                      <w:szCs w:val="22"/>
+                      <w:sz w:val="21"/>
+                      <w:szCs w:val="21"/>
                     </w:rPr>
                     <w:t xml:space="preserve">50 is </w:t>
                   </w:r>
@@ -1389,8 +1469,8 @@
                     <w:rPr>
                       <w:rFonts w:ascii="Avenir Next" w:hAnsi="Avenir Next" w:cs="Avenir Next" w:eastAsia="Avenir Next"/>
                       <w:color w:val="1A1A1A"/>
-                      <w:sz w:val="22"/>
-                      <w:szCs w:val="22"/>
+                      <w:sz w:val="21"/>
+                      <w:szCs w:val="21"/>
                       <w:u w:val="single"/>
                     </w:rPr>
                     <w:t xml:space="preserve">      </w:t>
@@ -1399,8 +1479,8 @@
                     <w:rPr>
                       <w:rFonts w:ascii="Avenir Next" w:hAnsi="Avenir Next" w:cs="Avenir Next" w:eastAsia="Avenir Next"/>
                       <w:color w:val="1A1A1A"/>
-                      <w:sz w:val="22"/>
-                      <w:szCs w:val="22"/>
+                      <w:sz w:val="21"/>
+                      <w:szCs w:val="21"/>
                     </w:rPr>
                     <w:t xml:space="preserve"> times 20.</w:t>
                   </w:r>
@@ -1424,8 +1504,8 @@
                       <w:rFonts w:ascii="Avenir Next" w:hAnsi="Avenir Next" w:cs="Avenir Next" w:eastAsia="Avenir Next"/>
                       <w:b/>
                       <w:color w:val="003A70"/>
-                      <w:sz w:val="22"/>
-                      <w:szCs w:val="22"/>
+                      <w:sz w:val="21"/>
+                      <w:szCs w:val="21"/>
                     </w:rPr>
                     <w:t xml:space="preserve">b.</w:t>
                   </w:r>
@@ -1433,8 +1513,8 @@
                     <w:rPr>
                       <w:rFonts w:ascii="Avenir Next" w:hAnsi="Avenir Next" w:cs="Avenir Next" w:eastAsia="Avenir Next"/>
                       <w:color w:val="1A1A1A"/>
-                      <w:sz w:val="22"/>
-                      <w:szCs w:val="22"/>
+                      <w:sz w:val="21"/>
+                      <w:szCs w:val="21"/>
                     </w:rPr>
                     <w:tab/>
                   </w:r>
@@ -1442,8 +1522,8 @@
                     <w:rPr>
                       <w:rFonts w:ascii="Avenir Next" w:hAnsi="Avenir Next" w:cs="Avenir Next" w:eastAsia="Avenir Next"/>
                       <w:color w:val="1A1A1A"/>
-                      <w:sz w:val="22"/>
-                      <w:szCs w:val="22"/>
+                      <w:sz w:val="21"/>
+                      <w:szCs w:val="21"/>
                     </w:rPr>
                     <w:t xml:space="preserve">60 is </w:t>
                   </w:r>
@@ -1451,8 +1531,8 @@
                     <w:rPr>
                       <w:rFonts w:ascii="Avenir Next" w:hAnsi="Avenir Next" w:cs="Avenir Next" w:eastAsia="Avenir Next"/>
                       <w:color w:val="1A1A1A"/>
-                      <w:sz w:val="22"/>
-                      <w:szCs w:val="22"/>
+                      <w:sz w:val="21"/>
+                      <w:szCs w:val="21"/>
                       <w:u w:val="single"/>
                     </w:rPr>
                     <w:t xml:space="preserve">      </w:t>
@@ -1461,8 +1541,8 @@
                     <w:rPr>
                       <w:rFonts w:ascii="Avenir Next" w:hAnsi="Avenir Next" w:cs="Avenir Next" w:eastAsia="Avenir Next"/>
                       <w:color w:val="1A1A1A"/>
-                      <w:sz w:val="22"/>
-                      <w:szCs w:val="22"/>
+                      <w:sz w:val="21"/>
+                      <w:szCs w:val="21"/>
                     </w:rPr>
                     <w:t xml:space="preserve"> times 15.</w:t>
                   </w:r>
@@ -1486,8 +1566,8 @@
                       <w:rFonts w:ascii="Avenir Next" w:hAnsi="Avenir Next" w:cs="Avenir Next" w:eastAsia="Avenir Next"/>
                       <w:b/>
                       <w:color w:val="003A70"/>
-                      <w:sz w:val="22"/>
-                      <w:szCs w:val="22"/>
+                      <w:sz w:val="21"/>
+                      <w:szCs w:val="21"/>
                     </w:rPr>
                     <w:t xml:space="preserve">c.</w:t>
                   </w:r>
@@ -1495,8 +1575,8 @@
                     <w:rPr>
                       <w:rFonts w:ascii="Avenir Next" w:hAnsi="Avenir Next" w:cs="Avenir Next" w:eastAsia="Avenir Next"/>
                       <w:color w:val="1A1A1A"/>
-                      <w:sz w:val="22"/>
-                      <w:szCs w:val="22"/>
+                      <w:sz w:val="21"/>
+                      <w:szCs w:val="21"/>
                     </w:rPr>
                     <w:tab/>
                   </w:r>
@@ -1504,8 +1584,8 @@
                     <w:rPr>
                       <w:rFonts w:ascii="Avenir Next" w:hAnsi="Avenir Next" w:cs="Avenir Next" w:eastAsia="Avenir Next"/>
                       <w:color w:val="1A1A1A"/>
-                      <w:sz w:val="22"/>
-                      <w:szCs w:val="22"/>
+                      <w:sz w:val="21"/>
+                      <w:szCs w:val="21"/>
                     </w:rPr>
                     <w:t xml:space="preserve">70 is </w:t>
                   </w:r>
@@ -1513,8 +1593,8 @@
                     <w:rPr>
                       <w:rFonts w:ascii="Avenir Next" w:hAnsi="Avenir Next" w:cs="Avenir Next" w:eastAsia="Avenir Next"/>
                       <w:color w:val="1A1A1A"/>
-                      <w:sz w:val="22"/>
-                      <w:szCs w:val="22"/>
+                      <w:sz w:val="21"/>
+                      <w:szCs w:val="21"/>
                       <w:u w:val="single"/>
                     </w:rPr>
                     <w:t xml:space="preserve">      </w:t>
@@ -1523,8 +1603,8 @@
                     <w:rPr>
                       <w:rFonts w:ascii="Avenir Next" w:hAnsi="Avenir Next" w:cs="Avenir Next" w:eastAsia="Avenir Next"/>
                       <w:color w:val="1A1A1A"/>
-                      <w:sz w:val="22"/>
-                      <w:szCs w:val="22"/>
+                      <w:sz w:val="21"/>
+                      <w:szCs w:val="21"/>
                     </w:rPr>
                     <w:t xml:space="preserve"> times 35.</w:t>
                   </w:r>
@@ -1554,8 +1634,8 @@
                       <w:rFonts w:ascii="Avenir Next" w:hAnsi="Avenir Next" w:cs="Avenir Next" w:eastAsia="Avenir Next"/>
                       <w:b/>
                       <w:color w:val="003A70"/>
-                      <w:sz w:val="22"/>
-                      <w:szCs w:val="22"/>
+                      <w:sz w:val="21"/>
+                      <w:szCs w:val="21"/>
                     </w:rPr>
                     <w:t xml:space="preserve">d.</w:t>
                   </w:r>
@@ -1563,8 +1643,8 @@
                     <w:rPr>
                       <w:rFonts w:ascii="Avenir Next" w:hAnsi="Avenir Next" w:cs="Avenir Next" w:eastAsia="Avenir Next"/>
                       <w:color w:val="1A1A1A"/>
-                      <w:sz w:val="22"/>
-                      <w:szCs w:val="22"/>
+                      <w:sz w:val="21"/>
+                      <w:szCs w:val="21"/>
                     </w:rPr>
                     <w:tab/>
                   </w:r>
@@ -1572,8 +1652,8 @@
                     <w:rPr>
                       <w:rFonts w:ascii="Avenir Next" w:hAnsi="Avenir Next" w:cs="Avenir Next" w:eastAsia="Avenir Next"/>
                       <w:color w:val="1A1A1A"/>
-                      <w:sz w:val="22"/>
-                      <w:szCs w:val="22"/>
+                      <w:sz w:val="21"/>
+                      <w:szCs w:val="21"/>
                     </w:rPr>
                     <w:t xml:space="preserve">90 is </w:t>
                   </w:r>
@@ -1581,8 +1661,8 @@
                     <w:rPr>
                       <w:rFonts w:ascii="Avenir Next" w:hAnsi="Avenir Next" w:cs="Avenir Next" w:eastAsia="Avenir Next"/>
                       <w:color w:val="1A1A1A"/>
-                      <w:sz w:val="22"/>
-                      <w:szCs w:val="22"/>
+                      <w:sz w:val="21"/>
+                      <w:szCs w:val="21"/>
                       <w:u w:val="single"/>
                     </w:rPr>
                     <w:t xml:space="preserve">      </w:t>
@@ -1591,8 +1671,8 @@
                     <w:rPr>
                       <w:rFonts w:ascii="Avenir Next" w:hAnsi="Avenir Next" w:cs="Avenir Next" w:eastAsia="Avenir Next"/>
                       <w:color w:val="1A1A1A"/>
-                      <w:sz w:val="22"/>
-                      <w:szCs w:val="22"/>
+                      <w:sz w:val="21"/>
+                      <w:szCs w:val="21"/>
                     </w:rPr>
                     <w:t xml:space="preserve"> times 60.</w:t>
                   </w:r>
@@ -1616,8 +1696,8 @@
                       <w:rFonts w:ascii="Avenir Next" w:hAnsi="Avenir Next" w:cs="Avenir Next" w:eastAsia="Avenir Next"/>
                       <w:b/>
                       <w:color w:val="003A70"/>
-                      <w:sz w:val="22"/>
-                      <w:szCs w:val="22"/>
+                      <w:sz w:val="21"/>
+                      <w:szCs w:val="21"/>
                     </w:rPr>
                     <w:t xml:space="preserve">e.</w:t>
                   </w:r>
@@ -1625,8 +1705,8 @@
                     <w:rPr>
                       <w:rFonts w:ascii="Avenir Next" w:hAnsi="Avenir Next" w:cs="Avenir Next" w:eastAsia="Avenir Next"/>
                       <w:color w:val="1A1A1A"/>
-                      <w:sz w:val="22"/>
-                      <w:szCs w:val="22"/>
+                      <w:sz w:val="21"/>
+                      <w:szCs w:val="21"/>
                     </w:rPr>
                     <w:tab/>
                   </w:r>
@@ -1634,8 +1714,8 @@
                     <w:rPr>
                       <w:rFonts w:ascii="Avenir Next" w:hAnsi="Avenir Next" w:cs="Avenir Next" w:eastAsia="Avenir Next"/>
                       <w:color w:val="1A1A1A"/>
-                      <w:sz w:val="22"/>
-                      <w:szCs w:val="22"/>
+                      <w:sz w:val="21"/>
+                      <w:szCs w:val="21"/>
                     </w:rPr>
                     <w:t xml:space="preserve">24 is </w:t>
                   </w:r>
@@ -1643,8 +1723,8 @@
                     <w:rPr>
                       <w:rFonts w:ascii="Avenir Next" w:hAnsi="Avenir Next" w:cs="Avenir Next" w:eastAsia="Avenir Next"/>
                       <w:color w:val="1A1A1A"/>
-                      <w:sz w:val="22"/>
-                      <w:szCs w:val="22"/>
+                      <w:sz w:val="21"/>
+                      <w:szCs w:val="21"/>
                       <w:u w:val="single"/>
                     </w:rPr>
                     <w:t xml:space="preserve">      </w:t>
@@ -1653,8 +1733,8 @@
                     <w:rPr>
                       <w:rFonts w:ascii="Avenir Next" w:hAnsi="Avenir Next" w:cs="Avenir Next" w:eastAsia="Avenir Next"/>
                       <w:color w:val="1A1A1A"/>
-                      <w:sz w:val="22"/>
-                      <w:szCs w:val="22"/>
+                      <w:sz w:val="21"/>
+                      <w:szCs w:val="21"/>
                     </w:rPr>
                     <w:t xml:space="preserve"> times 20.</w:t>
                   </w:r>
@@ -1678,8 +1758,8 @@
                       <w:rFonts w:ascii="Avenir Next" w:hAnsi="Avenir Next" w:cs="Avenir Next" w:eastAsia="Avenir Next"/>
                       <w:b/>
                       <w:color w:val="003A70"/>
-                      <w:sz w:val="22"/>
-                      <w:szCs w:val="22"/>
+                      <w:sz w:val="21"/>
+                      <w:szCs w:val="21"/>
                     </w:rPr>
                     <w:t xml:space="preserve">f.</w:t>
                   </w:r>
@@ -1687,8 +1767,8 @@
                     <w:rPr>
                       <w:rFonts w:ascii="Avenir Next" w:hAnsi="Avenir Next" w:cs="Avenir Next" w:eastAsia="Avenir Next"/>
                       <w:color w:val="1A1A1A"/>
-                      <w:sz w:val="22"/>
-                      <w:szCs w:val="22"/>
+                      <w:sz w:val="21"/>
+                      <w:szCs w:val="21"/>
                     </w:rPr>
                     <w:tab/>
                   </w:r>
@@ -1696,8 +1776,8 @@
                     <w:rPr>
                       <w:rFonts w:ascii="Avenir Next" w:hAnsi="Avenir Next" w:cs="Avenir Next" w:eastAsia="Avenir Next"/>
                       <w:color w:val="1A1A1A"/>
-                      <w:sz w:val="22"/>
-                      <w:szCs w:val="22"/>
+                      <w:sz w:val="21"/>
+                      <w:szCs w:val="21"/>
                     </w:rPr>
                     <w:t xml:space="preserve">35 is </w:t>
                   </w:r>
@@ -1705,8 +1785,8 @@
                     <w:rPr>
                       <w:rFonts w:ascii="Avenir Next" w:hAnsi="Avenir Next" w:cs="Avenir Next" w:eastAsia="Avenir Next"/>
                       <w:color w:val="1A1A1A"/>
-                      <w:sz w:val="22"/>
-                      <w:szCs w:val="22"/>
+                      <w:sz w:val="21"/>
+                      <w:szCs w:val="21"/>
                       <w:u w:val="single"/>
                     </w:rPr>
                     <w:t xml:space="preserve">      </w:t>
@@ -1715,8 +1795,8 @@
                     <w:rPr>
                       <w:rFonts w:ascii="Avenir Next" w:hAnsi="Avenir Next" w:cs="Avenir Next" w:eastAsia="Avenir Next"/>
                       <w:color w:val="1A1A1A"/>
-                      <w:sz w:val="22"/>
-                      <w:szCs w:val="22"/>
+                      <w:sz w:val="21"/>
+                      <w:szCs w:val="21"/>
                     </w:rPr>
                     <w:t xml:space="preserve"> times 10.</w:t>
                   </w:r>
@@ -1786,7 +1866,7 @@
           <w:sz w:val="17"/>
           <w:szCs w:val="17"/>
         </w:rPr>
-        <w:t xml:space="preserve">Builds on Grade 5 · 5.NBT.A.2</w:t>
+        <w:t xml:space="preserve">Builds on Grade 5</w:t>
       </w:r>
     </w:p>
     <w:tbl>
@@ -1917,7 +1997,7 @@
                 <w:sz w:val="20"/>
                 <w:szCs w:val="20"/>
               </w:rPr>
-              <w:t xml:space="preserve">You will use it in Practice Form A, problem 1.</w:t>
+              <w:t xml:space="preserve">You will use it in Practice, problem 1.</w:t>
             </w:r>
           </w:p>
         </w:tc>
@@ -1933,6 +2013,7 @@
           <w:tab w:val="right" w:pos="9504"/>
         </w:tabs>
         <w:spacing w:before="50" w:after="36" w:line="240" w:lineRule="auto"/>
+        <w:outlineLvl w:val="1"/>
       </w:pPr>
       <w:r>
         <w:rPr>
@@ -2190,6 +2271,7 @@
           <w:tab w:val="right" w:pos="9504"/>
         </w:tabs>
         <w:spacing w:before="50" w:after="36" w:line="240" w:lineRule="auto"/>
+        <w:outlineLvl w:val="1"/>
       </w:pPr>
       <w:r>
         <w:rPr>
@@ -2396,6 +2478,7 @@
           <w:tab w:val="right" w:pos="9504"/>
         </w:tabs>
         <w:spacing w:before="50" w:after="36" w:line="240" w:lineRule="auto"/>
+        <w:outlineLvl w:val="1"/>
       </w:pPr>
       <w:r>
         <w:rPr>
@@ -2442,8 +2525,8 @@
           <w:rFonts w:ascii="Avenir Next" w:hAnsi="Avenir Next" w:cs="Avenir Next" w:eastAsia="Avenir Next"/>
           <w:b/>
           <w:color w:val="1A1A1A"/>
-          <w:sz w:val="22"/>
-          <w:szCs w:val="22"/>
+          <w:sz w:val="21"/>
+          <w:szCs w:val="21"/>
         </w:rPr>
         <w:t xml:space="preserve">4.</w:t>
       </w:r>
@@ -2451,8 +2534,8 @@
         <w:rPr>
           <w:rFonts w:ascii="Avenir Next" w:hAnsi="Avenir Next" w:cs="Avenir Next" w:eastAsia="Avenir Next"/>
           <w:color w:val="1A1A1A"/>
-          <w:sz w:val="22"/>
-          <w:szCs w:val="22"/>
+          <w:sz w:val="21"/>
+          <w:szCs w:val="21"/>
         </w:rPr>
         <w:tab/>
       </w:r>
@@ -2460,8 +2543,8 @@
         <w:rPr>
           <w:rFonts w:ascii="Avenir Next" w:hAnsi="Avenir Next" w:cs="Avenir Next" w:eastAsia="Avenir Next"/>
           <w:color w:val="1A1A1A"/>
-          <w:sz w:val="22"/>
-          <w:szCs w:val="22"/>
+          <w:sz w:val="21"/>
+          <w:szCs w:val="21"/>
         </w:rPr>
         <w:t xml:space="preserve">Find 2.5 × 100.</w:t>
       </w:r>
@@ -2558,7 +2641,7 @@
           <w:sz w:val="21"/>
           <w:szCs w:val="21"/>
         </w:rPr>
-        <w:t xml:space="preserve">Move two places right: 25 and </w:t>
+        <w:t xml:space="preserve">Move two places right: 2.5 becomes 25_. Count the empty places: </w:t>
       </w:r>
       <w:r>
         <w:rPr>
@@ -2577,7 +2660,7 @@
           <w:sz w:val="21"/>
           <w:szCs w:val="21"/>
         </w:rPr>
-        <w:t xml:space="preserve"> empty place.</w:t>
+        <w:t xml:space="preserve">.</w:t>
       </w:r>
     </w:p>
     <w:p>
@@ -2615,7 +2698,7 @@
           <w:sz w:val="21"/>
           <w:szCs w:val="21"/>
         </w:rPr>
-        <w:t xml:space="preserve">Fill with a zero: 2.5 × 100 = </w:t>
+        <w:t xml:space="preserve">Fill the empty place with 0: 2.5 × 100 = </w:t>
       </w:r>
       <w:r>
         <w:rPr>
@@ -2656,8 +2739,8 @@
           <w:rFonts w:ascii="Avenir Next" w:hAnsi="Avenir Next" w:cs="Avenir Next" w:eastAsia="Avenir Next"/>
           <w:b/>
           <w:color w:val="1A1A1A"/>
-          <w:sz w:val="22"/>
-          <w:szCs w:val="22"/>
+          <w:sz w:val="21"/>
+          <w:szCs w:val="21"/>
         </w:rPr>
         <w:t xml:space="preserve">5.</w:t>
       </w:r>
@@ -2665,8 +2748,8 @@
         <w:rPr>
           <w:rFonts w:ascii="Avenir Next" w:hAnsi="Avenir Next" w:cs="Avenir Next" w:eastAsia="Avenir Next"/>
           <w:color w:val="1A1A1A"/>
-          <w:sz w:val="22"/>
-          <w:szCs w:val="22"/>
+          <w:sz w:val="21"/>
+          <w:szCs w:val="21"/>
         </w:rPr>
         <w:tab/>
       </w:r>
@@ -2674,8 +2757,8 @@
         <w:rPr>
           <w:rFonts w:ascii="Avenir Next" w:hAnsi="Avenir Next" w:cs="Avenir Next" w:eastAsia="Avenir Next"/>
           <w:color w:val="1A1A1A"/>
-          <w:sz w:val="22"/>
-          <w:szCs w:val="22"/>
+          <w:sz w:val="21"/>
+          <w:szCs w:val="21"/>
         </w:rPr>
         <w:t xml:space="preserve">Find 1.45 × 100.</w:t>
       </w:r>
@@ -2866,6 +2949,7 @@
           <w:tab w:val="right" w:pos="9504"/>
         </w:tabs>
         <w:spacing w:before="50" w:after="36" w:line="240" w:lineRule="auto"/>
+        <w:outlineLvl w:val="1"/>
       </w:pPr>
       <w:r>
         <w:rPr>
@@ -2950,8 +3034,8 @@
                 <w:rFonts w:ascii="Avenir Next" w:hAnsi="Avenir Next" w:cs="Avenir Next" w:eastAsia="Avenir Next"/>
                 <w:b/>
                 <w:color w:val="1A1A1A"/>
-                <w:sz w:val="22"/>
-                <w:szCs w:val="22"/>
+                <w:sz w:val="21"/>
+                <w:szCs w:val="21"/>
               </w:rPr>
               <w:t xml:space="preserve">6.</w:t>
             </w:r>
@@ -2959,8 +3043,8 @@
               <w:rPr>
                 <w:rFonts w:ascii="Avenir Next" w:hAnsi="Avenir Next" w:cs="Avenir Next" w:eastAsia="Avenir Next"/>
                 <w:color w:val="1A1A1A"/>
-                <w:sz w:val="22"/>
-                <w:szCs w:val="22"/>
+                <w:sz w:val="21"/>
+                <w:szCs w:val="21"/>
               </w:rPr>
               <w:tab/>
             </w:r>
@@ -2968,8 +3052,8 @@
               <w:rPr>
                 <w:rFonts w:ascii="Avenir Next" w:hAnsi="Avenir Next" w:cs="Avenir Next" w:eastAsia="Avenir Next"/>
                 <w:color w:val="1A1A1A"/>
-                <w:sz w:val="22"/>
-                <w:szCs w:val="22"/>
+                <w:sz w:val="21"/>
+                <w:szCs w:val="21"/>
               </w:rPr>
               <w:t xml:space="preserve">Multiply.</w:t>
             </w:r>
@@ -3024,8 +3108,8 @@
                       <w:rFonts w:ascii="Avenir Next" w:hAnsi="Avenir Next" w:cs="Avenir Next" w:eastAsia="Avenir Next"/>
                       <w:b/>
                       <w:color w:val="003A70"/>
-                      <w:sz w:val="22"/>
-                      <w:szCs w:val="22"/>
+                      <w:sz w:val="21"/>
+                      <w:szCs w:val="21"/>
                     </w:rPr>
                     <w:t xml:space="preserve">a.</w:t>
                   </w:r>
@@ -3033,8 +3117,8 @@
                     <w:rPr>
                       <w:rFonts w:ascii="Avenir Next" w:hAnsi="Avenir Next" w:cs="Avenir Next" w:eastAsia="Avenir Next"/>
                       <w:color w:val="1A1A1A"/>
-                      <w:sz w:val="22"/>
-                      <w:szCs w:val="22"/>
+                      <w:sz w:val="21"/>
+                      <w:szCs w:val="21"/>
                     </w:rPr>
                     <w:tab/>
                   </w:r>
@@ -3042,8 +3126,8 @@
                     <w:rPr>
                       <w:rFonts w:ascii="Avenir Next" w:hAnsi="Avenir Next" w:cs="Avenir Next" w:eastAsia="Avenir Next"/>
                       <w:color w:val="1A1A1A"/>
-                      <w:sz w:val="22"/>
-                      <w:szCs w:val="22"/>
+                      <w:sz w:val="21"/>
+                      <w:szCs w:val="21"/>
                     </w:rPr>
                     <w:t xml:space="preserve">3 × 100 =</w:t>
                   </w:r>
@@ -3051,8 +3135,8 @@
                     <w:rPr>
                       <w:rFonts w:ascii="Avenir Next" w:hAnsi="Avenir Next" w:cs="Avenir Next" w:eastAsia="Avenir Next"/>
                       <w:color w:val="1A1A1A"/>
-                      <w:sz w:val="22"/>
-                      <w:szCs w:val="22"/>
+                      <w:sz w:val="21"/>
+                      <w:szCs w:val="21"/>
                     </w:rPr>
                     <w:t xml:space="preserve">  </w:t>
                   </w:r>
@@ -3060,11 +3144,11 @@
                     <w:rPr>
                       <w:rFonts w:ascii="Avenir Next" w:hAnsi="Avenir Next" w:cs="Avenir Next" w:eastAsia="Avenir Next"/>
                       <w:color w:val="1A1A1A"/>
-                      <w:sz w:val="22"/>
-                      <w:szCs w:val="22"/>
+                      <w:sz w:val="21"/>
+                      <w:szCs w:val="21"/>
                       <w:u w:val="single"/>
                     </w:rPr>
-                    <w:t xml:space="preserve">      </w:t>
+                    <w:t xml:space="preserve">          </w:t>
                   </w:r>
                 </w:p>
               </w:tc>
@@ -3086,8 +3170,8 @@
                       <w:rFonts w:ascii="Avenir Next" w:hAnsi="Avenir Next" w:cs="Avenir Next" w:eastAsia="Avenir Next"/>
                       <w:b/>
                       <w:color w:val="003A70"/>
-                      <w:sz w:val="22"/>
-                      <w:szCs w:val="22"/>
+                      <w:sz w:val="21"/>
+                      <w:szCs w:val="21"/>
                     </w:rPr>
                     <w:t xml:space="preserve">b.</w:t>
                   </w:r>
@@ -3095,8 +3179,8 @@
                     <w:rPr>
                       <w:rFonts w:ascii="Avenir Next" w:hAnsi="Avenir Next" w:cs="Avenir Next" w:eastAsia="Avenir Next"/>
                       <w:color w:val="1A1A1A"/>
-                      <w:sz w:val="22"/>
-                      <w:szCs w:val="22"/>
+                      <w:sz w:val="21"/>
+                      <w:szCs w:val="21"/>
                     </w:rPr>
                     <w:tab/>
                   </w:r>
@@ -3104,8 +3188,8 @@
                     <w:rPr>
                       <w:rFonts w:ascii="Avenir Next" w:hAnsi="Avenir Next" w:cs="Avenir Next" w:eastAsia="Avenir Next"/>
                       <w:color w:val="1A1A1A"/>
-                      <w:sz w:val="22"/>
-                      <w:szCs w:val="22"/>
+                      <w:sz w:val="21"/>
+                      <w:szCs w:val="21"/>
                     </w:rPr>
                     <w:t xml:space="preserve">2.25 × 100 =</w:t>
                   </w:r>
@@ -3113,8 +3197,8 @@
                     <w:rPr>
                       <w:rFonts w:ascii="Avenir Next" w:hAnsi="Avenir Next" w:cs="Avenir Next" w:eastAsia="Avenir Next"/>
                       <w:color w:val="1A1A1A"/>
-                      <w:sz w:val="22"/>
-                      <w:szCs w:val="22"/>
+                      <w:sz w:val="21"/>
+                      <w:szCs w:val="21"/>
                     </w:rPr>
                     <w:t xml:space="preserve">  </w:t>
                   </w:r>
@@ -3122,11 +3206,11 @@
                     <w:rPr>
                       <w:rFonts w:ascii="Avenir Next" w:hAnsi="Avenir Next" w:cs="Avenir Next" w:eastAsia="Avenir Next"/>
                       <w:color w:val="1A1A1A"/>
-                      <w:sz w:val="22"/>
-                      <w:szCs w:val="22"/>
+                      <w:sz w:val="21"/>
+                      <w:szCs w:val="21"/>
                       <w:u w:val="single"/>
                     </w:rPr>
-                    <w:t xml:space="preserve">      </w:t>
+                    <w:t xml:space="preserve">          </w:t>
                   </w:r>
                 </w:p>
               </w:tc>
@@ -3148,8 +3232,8 @@
                       <w:rFonts w:ascii="Avenir Next" w:hAnsi="Avenir Next" w:cs="Avenir Next" w:eastAsia="Avenir Next"/>
                       <w:b/>
                       <w:color w:val="003A70"/>
-                      <w:sz w:val="22"/>
-                      <w:szCs w:val="22"/>
+                      <w:sz w:val="21"/>
+                      <w:szCs w:val="21"/>
                     </w:rPr>
                     <w:t xml:space="preserve">c.</w:t>
                   </w:r>
@@ -3157,8 +3241,8 @@
                     <w:rPr>
                       <w:rFonts w:ascii="Avenir Next" w:hAnsi="Avenir Next" w:cs="Avenir Next" w:eastAsia="Avenir Next"/>
                       <w:color w:val="1A1A1A"/>
-                      <w:sz w:val="22"/>
-                      <w:szCs w:val="22"/>
+                      <w:sz w:val="21"/>
+                      <w:szCs w:val="21"/>
                     </w:rPr>
                     <w:tab/>
                   </w:r>
@@ -3166,8 +3250,8 @@
                     <w:rPr>
                       <w:rFonts w:ascii="Avenir Next" w:hAnsi="Avenir Next" w:cs="Avenir Next" w:eastAsia="Avenir Next"/>
                       <w:color w:val="1A1A1A"/>
-                      <w:sz w:val="22"/>
-                      <w:szCs w:val="22"/>
+                      <w:sz w:val="21"/>
+                      <w:szCs w:val="21"/>
                     </w:rPr>
                     <w:t xml:space="preserve">0.6 × 100 =</w:t>
                   </w:r>
@@ -3175,8 +3259,8 @@
                     <w:rPr>
                       <w:rFonts w:ascii="Avenir Next" w:hAnsi="Avenir Next" w:cs="Avenir Next" w:eastAsia="Avenir Next"/>
                       <w:color w:val="1A1A1A"/>
-                      <w:sz w:val="22"/>
-                      <w:szCs w:val="22"/>
+                      <w:sz w:val="21"/>
+                      <w:szCs w:val="21"/>
                     </w:rPr>
                     <w:t xml:space="preserve">  </w:t>
                   </w:r>
@@ -3184,11 +3268,11 @@
                     <w:rPr>
                       <w:rFonts w:ascii="Avenir Next" w:hAnsi="Avenir Next" w:cs="Avenir Next" w:eastAsia="Avenir Next"/>
                       <w:color w:val="1A1A1A"/>
-                      <w:sz w:val="22"/>
-                      <w:szCs w:val="22"/>
+                      <w:sz w:val="21"/>
+                      <w:szCs w:val="21"/>
                       <w:u w:val="single"/>
                     </w:rPr>
-                    <w:t xml:space="preserve">      </w:t>
+                    <w:t xml:space="preserve">          </w:t>
                   </w:r>
                 </w:p>
               </w:tc>
@@ -3216,8 +3300,8 @@
                       <w:rFonts w:ascii="Avenir Next" w:hAnsi="Avenir Next" w:cs="Avenir Next" w:eastAsia="Avenir Next"/>
                       <w:b/>
                       <w:color w:val="003A70"/>
-                      <w:sz w:val="22"/>
-                      <w:szCs w:val="22"/>
+                      <w:sz w:val="21"/>
+                      <w:szCs w:val="21"/>
                     </w:rPr>
                     <w:t xml:space="preserve">d.</w:t>
                   </w:r>
@@ -3225,8 +3309,8 @@
                     <w:rPr>
                       <w:rFonts w:ascii="Avenir Next" w:hAnsi="Avenir Next" w:cs="Avenir Next" w:eastAsia="Avenir Next"/>
                       <w:color w:val="1A1A1A"/>
-                      <w:sz w:val="22"/>
-                      <w:szCs w:val="22"/>
+                      <w:sz w:val="21"/>
+                      <w:szCs w:val="21"/>
                     </w:rPr>
                     <w:tab/>
                   </w:r>
@@ -3234,8 +3318,8 @@
                     <w:rPr>
                       <w:rFonts w:ascii="Avenir Next" w:hAnsi="Avenir Next" w:cs="Avenir Next" w:eastAsia="Avenir Next"/>
                       <w:color w:val="1A1A1A"/>
-                      <w:sz w:val="22"/>
-                      <w:szCs w:val="22"/>
+                      <w:sz w:val="21"/>
+                      <w:szCs w:val="21"/>
                     </w:rPr>
                     <w:t xml:space="preserve">4.5 × 100 =</w:t>
                   </w:r>
@@ -3243,8 +3327,8 @@
                     <w:rPr>
                       <w:rFonts w:ascii="Avenir Next" w:hAnsi="Avenir Next" w:cs="Avenir Next" w:eastAsia="Avenir Next"/>
                       <w:color w:val="1A1A1A"/>
-                      <w:sz w:val="22"/>
-                      <w:szCs w:val="22"/>
+                      <w:sz w:val="21"/>
+                      <w:szCs w:val="21"/>
                     </w:rPr>
                     <w:t xml:space="preserve">  </w:t>
                   </w:r>
@@ -3252,11 +3336,11 @@
                     <w:rPr>
                       <w:rFonts w:ascii="Avenir Next" w:hAnsi="Avenir Next" w:cs="Avenir Next" w:eastAsia="Avenir Next"/>
                       <w:color w:val="1A1A1A"/>
-                      <w:sz w:val="22"/>
-                      <w:szCs w:val="22"/>
+                      <w:sz w:val="21"/>
+                      <w:szCs w:val="21"/>
                       <w:u w:val="single"/>
                     </w:rPr>
-                    <w:t xml:space="preserve">      </w:t>
+                    <w:t xml:space="preserve">          </w:t>
                   </w:r>
                 </w:p>
               </w:tc>
@@ -3278,8 +3362,8 @@
                       <w:rFonts w:ascii="Avenir Next" w:hAnsi="Avenir Next" w:cs="Avenir Next" w:eastAsia="Avenir Next"/>
                       <w:b/>
                       <w:color w:val="003A70"/>
-                      <w:sz w:val="22"/>
-                      <w:szCs w:val="22"/>
+                      <w:sz w:val="21"/>
+                      <w:szCs w:val="21"/>
                     </w:rPr>
                     <w:t xml:space="preserve">e.</w:t>
                   </w:r>
@@ -3287,8 +3371,8 @@
                     <w:rPr>
                       <w:rFonts w:ascii="Avenir Next" w:hAnsi="Avenir Next" w:cs="Avenir Next" w:eastAsia="Avenir Next"/>
                       <w:color w:val="1A1A1A"/>
-                      <w:sz w:val="22"/>
-                      <w:szCs w:val="22"/>
+                      <w:sz w:val="21"/>
+                      <w:szCs w:val="21"/>
                     </w:rPr>
                     <w:tab/>
                   </w:r>
@@ -3296,8 +3380,8 @@
                     <w:rPr>
                       <w:rFonts w:ascii="Avenir Next" w:hAnsi="Avenir Next" w:cs="Avenir Next" w:eastAsia="Avenir Next"/>
                       <w:color w:val="1A1A1A"/>
-                      <w:sz w:val="22"/>
-                      <w:szCs w:val="22"/>
+                      <w:sz w:val="21"/>
+                      <w:szCs w:val="21"/>
                     </w:rPr>
                     <w:t xml:space="preserve">1.05 × 100 =</w:t>
                   </w:r>
@@ -3305,8 +3389,8 @@
                     <w:rPr>
                       <w:rFonts w:ascii="Avenir Next" w:hAnsi="Avenir Next" w:cs="Avenir Next" w:eastAsia="Avenir Next"/>
                       <w:color w:val="1A1A1A"/>
-                      <w:sz w:val="22"/>
-                      <w:szCs w:val="22"/>
+                      <w:sz w:val="21"/>
+                      <w:szCs w:val="21"/>
                     </w:rPr>
                     <w:t xml:space="preserve">  </w:t>
                   </w:r>
@@ -3314,11 +3398,11 @@
                     <w:rPr>
                       <w:rFonts w:ascii="Avenir Next" w:hAnsi="Avenir Next" w:cs="Avenir Next" w:eastAsia="Avenir Next"/>
                       <w:color w:val="1A1A1A"/>
-                      <w:sz w:val="22"/>
-                      <w:szCs w:val="22"/>
+                      <w:sz w:val="21"/>
+                      <w:szCs w:val="21"/>
                       <w:u w:val="single"/>
                     </w:rPr>
-                    <w:t xml:space="preserve">      </w:t>
+                    <w:t xml:space="preserve">          </w:t>
                   </w:r>
                 </w:p>
               </w:tc>
@@ -3340,8 +3424,8 @@
                       <w:rFonts w:ascii="Avenir Next" w:hAnsi="Avenir Next" w:cs="Avenir Next" w:eastAsia="Avenir Next"/>
                       <w:b/>
                       <w:color w:val="003A70"/>
-                      <w:sz w:val="22"/>
-                      <w:szCs w:val="22"/>
+                      <w:sz w:val="21"/>
+                      <w:szCs w:val="21"/>
                     </w:rPr>
                     <w:t xml:space="preserve">f.</w:t>
                   </w:r>
@@ -3349,8 +3433,8 @@
                     <w:rPr>
                       <w:rFonts w:ascii="Avenir Next" w:hAnsi="Avenir Next" w:cs="Avenir Next" w:eastAsia="Avenir Next"/>
                       <w:color w:val="1A1A1A"/>
-                      <w:sz w:val="22"/>
-                      <w:szCs w:val="22"/>
+                      <w:sz w:val="21"/>
+                      <w:szCs w:val="21"/>
                     </w:rPr>
                     <w:tab/>
                   </w:r>
@@ -3358,8 +3442,8 @@
                     <w:rPr>
                       <w:rFonts w:ascii="Avenir Next" w:hAnsi="Avenir Next" w:cs="Avenir Next" w:eastAsia="Avenir Next"/>
                       <w:color w:val="1A1A1A"/>
-                      <w:sz w:val="22"/>
-                      <w:szCs w:val="22"/>
+                      <w:sz w:val="21"/>
+                      <w:szCs w:val="21"/>
                     </w:rPr>
                     <w:t xml:space="preserve">2.75 × 100 =</w:t>
                   </w:r>
@@ -3367,8 +3451,8 @@
                     <w:rPr>
                       <w:rFonts w:ascii="Avenir Next" w:hAnsi="Avenir Next" w:cs="Avenir Next" w:eastAsia="Avenir Next"/>
                       <w:color w:val="1A1A1A"/>
-                      <w:sz w:val="22"/>
-                      <w:szCs w:val="22"/>
+                      <w:sz w:val="21"/>
+                      <w:szCs w:val="21"/>
                     </w:rPr>
                     <w:t xml:space="preserve">  </w:t>
                   </w:r>
@@ -3376,11 +3460,11 @@
                     <w:rPr>
                       <w:rFonts w:ascii="Avenir Next" w:hAnsi="Avenir Next" w:cs="Avenir Next" w:eastAsia="Avenir Next"/>
                       <w:color w:val="1A1A1A"/>
-                      <w:sz w:val="22"/>
-                      <w:szCs w:val="22"/>
+                      <w:sz w:val="21"/>
+                      <w:szCs w:val="21"/>
                       <w:u w:val="single"/>
                     </w:rPr>
-                    <w:t xml:space="preserve">      </w:t>
+                    <w:t xml:space="preserve">          </w:t>
                   </w:r>
                 </w:p>
               </w:tc>
@@ -3409,6 +3493,7 @@
           <w:tab w:val="right" w:pos="9504"/>
         </w:tabs>
         <w:spacing w:before="50" w:after="36" w:line="240" w:lineRule="auto"/>
+        <w:outlineLvl w:val="1"/>
       </w:pPr>
       <w:r>
         <w:rPr>
@@ -3493,8 +3578,8 @@
                 <w:rFonts w:ascii="Avenir Next" w:hAnsi="Avenir Next" w:cs="Avenir Next" w:eastAsia="Avenir Next"/>
                 <w:b/>
                 <w:color w:val="1A1A1A"/>
-                <w:sz w:val="22"/>
-                <w:szCs w:val="22"/>
+                <w:sz w:val="21"/>
+                <w:szCs w:val="21"/>
               </w:rPr>
               <w:t xml:space="preserve">7.</w:t>
             </w:r>
@@ -3502,8 +3587,8 @@
               <w:rPr>
                 <w:rFonts w:ascii="Avenir Next" w:hAnsi="Avenir Next" w:cs="Avenir Next" w:eastAsia="Avenir Next"/>
                 <w:color w:val="1A1A1A"/>
-                <w:sz w:val="22"/>
-                <w:szCs w:val="22"/>
+                <w:sz w:val="21"/>
+                <w:szCs w:val="21"/>
               </w:rPr>
               <w:tab/>
             </w:r>
@@ -3511,8 +3596,8 @@
               <w:rPr>
                 <w:rFonts w:ascii="Avenir Next" w:hAnsi="Avenir Next" w:cs="Avenir Next" w:eastAsia="Avenir Next"/>
                 <w:color w:val="1A1A1A"/>
-                <w:sz w:val="22"/>
-                <w:szCs w:val="22"/>
+                <w:sz w:val="21"/>
+                <w:szCs w:val="21"/>
               </w:rPr>
               <w:t xml:space="preserve">What is 1.4 × 100?</w:t>
             </w:r>
@@ -3567,8 +3652,8 @@
                       <w:rFonts w:ascii="Avenir Next" w:hAnsi="Avenir Next" w:cs="Avenir Next" w:eastAsia="Avenir Next"/>
                       <w:b/>
                       <w:color w:val="003A70"/>
-                      <w:sz w:val="21"/>
-                      <w:szCs w:val="21"/>
+                      <w:sz w:val="22"/>
+                      <w:szCs w:val="22"/>
                     </w:rPr>
                     <w:t xml:space="preserve">A</w:t>
                   </w:r>
@@ -3576,8 +3661,8 @@
                     <w:rPr>
                       <w:rFonts w:ascii="Avenir Next" w:hAnsi="Avenir Next" w:cs="Avenir Next" w:eastAsia="Avenir Next"/>
                       <w:color w:val="1A1A1A"/>
-                      <w:sz w:val="21"/>
-                      <w:szCs w:val="21"/>
+                      <w:sz w:val="22"/>
+                      <w:szCs w:val="22"/>
                     </w:rPr>
                     <w:tab/>
                   </w:r>
@@ -3585,8 +3670,8 @@
                     <w:rPr>
                       <w:rFonts w:ascii="Avenir Next" w:hAnsi="Avenir Next" w:cs="Avenir Next" w:eastAsia="Avenir Next"/>
                       <w:color w:val="1A1A1A"/>
-                      <w:sz w:val="21"/>
-                      <w:szCs w:val="21"/>
+                      <w:sz w:val="22"/>
+                      <w:szCs w:val="22"/>
                     </w:rPr>
                     <w:t xml:space="preserve">14</w:t>
                   </w:r>
@@ -3610,8 +3695,8 @@
                       <w:rFonts w:ascii="Avenir Next" w:hAnsi="Avenir Next" w:cs="Avenir Next" w:eastAsia="Avenir Next"/>
                       <w:b/>
                       <w:color w:val="003A70"/>
-                      <w:sz w:val="21"/>
-                      <w:szCs w:val="21"/>
+                      <w:sz w:val="22"/>
+                      <w:szCs w:val="22"/>
                     </w:rPr>
                     <w:t xml:space="preserve">B</w:t>
                   </w:r>
@@ -3619,8 +3704,8 @@
                     <w:rPr>
                       <w:rFonts w:ascii="Avenir Next" w:hAnsi="Avenir Next" w:cs="Avenir Next" w:eastAsia="Avenir Next"/>
                       <w:color w:val="1A1A1A"/>
-                      <w:sz w:val="21"/>
-                      <w:szCs w:val="21"/>
+                      <w:sz w:val="22"/>
+                      <w:szCs w:val="22"/>
                     </w:rPr>
                     <w:tab/>
                   </w:r>
@@ -3628,8 +3713,8 @@
                     <w:rPr>
                       <w:rFonts w:ascii="Avenir Next" w:hAnsi="Avenir Next" w:cs="Avenir Next" w:eastAsia="Avenir Next"/>
                       <w:color w:val="1A1A1A"/>
-                      <w:sz w:val="21"/>
-                      <w:szCs w:val="21"/>
+                      <w:sz w:val="22"/>
+                      <w:szCs w:val="22"/>
                     </w:rPr>
                     <w:t xml:space="preserve">1.400</w:t>
                   </w:r>
@@ -3653,8 +3738,8 @@
                       <w:rFonts w:ascii="Avenir Next" w:hAnsi="Avenir Next" w:cs="Avenir Next" w:eastAsia="Avenir Next"/>
                       <w:b/>
                       <w:color w:val="003A70"/>
-                      <w:sz w:val="21"/>
-                      <w:szCs w:val="21"/>
+                      <w:sz w:val="22"/>
+                      <w:szCs w:val="22"/>
                     </w:rPr>
                     <w:t xml:space="preserve">C</w:t>
                   </w:r>
@@ -3662,8 +3747,8 @@
                     <w:rPr>
                       <w:rFonts w:ascii="Avenir Next" w:hAnsi="Avenir Next" w:cs="Avenir Next" w:eastAsia="Avenir Next"/>
                       <w:color w:val="1A1A1A"/>
-                      <w:sz w:val="21"/>
-                      <w:szCs w:val="21"/>
+                      <w:sz w:val="22"/>
+                      <w:szCs w:val="22"/>
                     </w:rPr>
                     <w:tab/>
                   </w:r>
@@ -3671,8 +3756,8 @@
                     <w:rPr>
                       <w:rFonts w:ascii="Avenir Next" w:hAnsi="Avenir Next" w:cs="Avenir Next" w:eastAsia="Avenir Next"/>
                       <w:color w:val="1A1A1A"/>
-                      <w:sz w:val="21"/>
-                      <w:szCs w:val="21"/>
+                      <w:sz w:val="22"/>
+                      <w:szCs w:val="22"/>
                     </w:rPr>
                     <w:t xml:space="preserve">140</w:t>
                   </w:r>
@@ -3696,8 +3781,8 @@
                       <w:rFonts w:ascii="Avenir Next" w:hAnsi="Avenir Next" w:cs="Avenir Next" w:eastAsia="Avenir Next"/>
                       <w:b/>
                       <w:color w:val="003A70"/>
-                      <w:sz w:val="21"/>
-                      <w:szCs w:val="21"/>
+                      <w:sz w:val="22"/>
+                      <w:szCs w:val="22"/>
                     </w:rPr>
                     <w:t xml:space="preserve">D</w:t>
                   </w:r>
@@ -3705,8 +3790,8 @@
                     <w:rPr>
                       <w:rFonts w:ascii="Avenir Next" w:hAnsi="Avenir Next" w:cs="Avenir Next" w:eastAsia="Avenir Next"/>
                       <w:color w:val="1A1A1A"/>
-                      <w:sz w:val="21"/>
-                      <w:szCs w:val="21"/>
+                      <w:sz w:val="22"/>
+                      <w:szCs w:val="22"/>
                     </w:rPr>
                     <w:tab/>
                   </w:r>
@@ -3714,8 +3799,8 @@
                     <w:rPr>
                       <w:rFonts w:ascii="Avenir Next" w:hAnsi="Avenir Next" w:cs="Avenir Next" w:eastAsia="Avenir Next"/>
                       <w:color w:val="1A1A1A"/>
-                      <w:sz w:val="21"/>
-                      <w:szCs w:val="21"/>
+                      <w:sz w:val="22"/>
+                      <w:szCs w:val="22"/>
                     </w:rPr>
                     <w:t xml:space="preserve">1,400</w:t>
                   </w:r>
@@ -3763,19 +3848,19 @@
         <w:tblLook w:val="0000" w:firstRow="0" w:lastRow="0" w:firstColumn="0" w:lastColumn="0" w:noHBand="1" w:noVBand="1"/>
       </w:tblPr>
       <w:tblGrid>
-        <w:gridCol w:w="2000"/>
-        <w:gridCol w:w="2300"/>
-        <w:gridCol w:w="2100"/>
-        <w:gridCol w:w="3104"/>
+        <w:gridCol w:w="1750"/>
+        <w:gridCol w:w="2500"/>
+        <w:gridCol w:w="2200"/>
+        <w:gridCol w:w="3054"/>
       </w:tblGrid>
       <w:tr>
         <w:trPr>
           <w:cantSplit/>
-          <w:trHeight w:val="320" w:hRule="atLeast"/>
+          <w:trHeight w:val="300" w:hRule="atLeast"/>
         </w:trPr>
         <w:tc>
           <w:tcPr>
-            <w:tcW w:w="2000" w:type="dxa"/>
+            <w:tcW w:w="1750" w:type="dxa"/>
             <w:vAlign w:val="center"/>
           </w:tcPr>
           <w:p>
@@ -3797,7 +3882,7 @@
         </w:tc>
         <w:tc>
           <w:tcPr>
-            <w:tcW w:w="2300" w:type="dxa"/>
+            <w:tcW w:w="2500" w:type="dxa"/>
             <w:vAlign w:val="center"/>
           </w:tcPr>
           <w:p>
@@ -3808,8 +3893,8 @@
               <w:rPr>
                 <w:rFonts w:ascii="Arial" w:hAnsi="Arial" w:cs="Arial" w:eastAsia="Arial"/>
                 <w:color w:val="1A1A1A"/>
-                <w:sz w:val="24"/>
-                <w:szCs w:val="24"/>
+                <w:sz w:val="20"/>
+                <w:szCs w:val="20"/>
               </w:rPr>
               <w:t xml:space="preserve">□</w:t>
             </w:r>
@@ -3826,7 +3911,7 @@
         </w:tc>
         <w:tc>
           <w:tcPr>
-            <w:tcW w:w="2100" w:type="dxa"/>
+            <w:tcW w:w="2200" w:type="dxa"/>
             <w:vAlign w:val="center"/>
           </w:tcPr>
           <w:p>
@@ -3837,8 +3922,8 @@
               <w:rPr>
                 <w:rFonts w:ascii="Arial" w:hAnsi="Arial" w:cs="Arial" w:eastAsia="Arial"/>
                 <w:color w:val="1A1A1A"/>
-                <w:sz w:val="24"/>
-                <w:szCs w:val="24"/>
+                <w:sz w:val="20"/>
+                <w:szCs w:val="20"/>
               </w:rPr>
               <w:t xml:space="preserve">□</w:t>
             </w:r>
@@ -3855,7 +3940,7 @@
         </w:tc>
         <w:tc>
           <w:tcPr>
-            <w:tcW w:w="3104" w:type="dxa"/>
+            <w:tcW w:w="3054" w:type="dxa"/>
             <w:vAlign w:val="center"/>
           </w:tcPr>
           <w:p>
@@ -3866,8 +3951,8 @@
               <w:rPr>
                 <w:rFonts w:ascii="Arial" w:hAnsi="Arial" w:cs="Arial" w:eastAsia="Arial"/>
                 <w:color w:val="1A1A1A"/>
-                <w:sz w:val="24"/>
-                <w:szCs w:val="24"/>
+                <w:sz w:val="20"/>
+                <w:szCs w:val="20"/>
               </w:rPr>
               <w:t xml:space="preserve">□</w:t>
             </w:r>
@@ -3902,7 +3987,7 @@
     <w:sectPr>
       <w:footerReference w:type="default" r:id="rIdFooter1"/>
       <w:pgSz w:w="12240" w:h="15840"/>
-      <w:pgMar w:top="893" w:right="1224" w:bottom="835" w:left="1512" w:header="432" w:footer="432" w:gutter="0"/>
+      <w:pgMar w:top="780" w:right="1224" w:bottom="760" w:left="1512" w:header="432" w:footer="432" w:gutter="0"/>
       <w:cols w:space="720"/>
     </w:sectPr>
   </w:body>
